--- a/5. SOP/5. SOP Waka Kesantrian.docx
+++ b/5. SOP/5. SOP Waka Kesantrian.docx
@@ -1,6 +1,6 @@
 
 <file path=word/document.xml><?xml version="1.0" encoding="utf-8"?>
-<w:document xmlns:wpc="http://schemas.microsoft.com/office/word/2010/wordprocessingCanvas" xmlns:cx="http://schemas.microsoft.com/office/drawing/2014/chartex" xmlns:cx1="http://schemas.microsoft.com/office/drawing/2015/9/8/chartex" xmlns:cx2="http://schemas.microsoft.com/office/drawing/2015/10/21/chartex" xmlns:cx3="http://schemas.microsoft.com/office/drawing/2016/5/9/chartex" xmlns:cx4="http://schemas.microsoft.com/office/drawing/2016/5/10/chartex" xmlns:cx5="http://schemas.microsoft.com/office/drawing/2016/5/11/chartex" xmlns:cx6="http://schemas.microsoft.com/office/drawing/2016/5/12/chartex" xmlns:cx7="http://schemas.microsoft.com/office/drawing/2016/5/13/chartex" xmlns:cx8="http://schemas.microsoft.com/office/drawing/2016/5/14/chartex" xmlns:mc="http://schemas.openxmlformats.org/markup-compatibility/2006" xmlns:aink="http://schemas.microsoft.com/office/drawing/2016/ink" xmlns:am3d="http://schemas.microsoft.com/office/drawing/2017/model3d" xmlns:o="urn:schemas-microsoft-com:office:office" xmlns:oel="http://schemas.microsoft.com/office/2019/extlst" xmlns:r="http://schemas.openxmlformats.org/officeDocument/2006/relationships" xmlns:m="http://schemas.openxmlformats.org/officeDocument/2006/math" xmlns:v="urn:schemas-microsoft-com:vml" xmlns:wp14="http://schemas.microsoft.com/office/word/2010/wordprocessingDrawing" xmlns:wp="http://schemas.openxmlformats.org/drawingml/2006/wordprocessingDrawing" xmlns:w10="urn:schemas-microsoft-com:office:word" xmlns:w="http://schemas.openxmlformats.org/wordprocessingml/2006/main" xmlns:w14="http://schemas.microsoft.com/office/word/2010/wordml" xmlns:w15="http://schemas.microsoft.com/office/word/2012/wordml" xmlns:w16cex="http://schemas.microsoft.com/office/word/2018/wordml/cex" xmlns:w16cid="http://schemas.microsoft.com/office/word/2016/wordml/cid" xmlns:w16="http://schemas.microsoft.com/office/word/2018/wordml" xmlns:w16du="http://schemas.microsoft.com/office/word/2023/wordml/word16du" xmlns:w16sdtdh="http://schemas.microsoft.com/office/word/2020/wordml/sdtdatahash" xmlns:w16sdtfl="http://schemas.microsoft.com/office/word/2024/wordml/sdtformatlock" xmlns:w16se="http://schemas.microsoft.com/office/word/2015/wordml/symex" xmlns:wpg="http://schemas.microsoft.com/office/word/2010/wordprocessingGroup" xmlns:wpi="http://schemas.microsoft.com/office/word/2010/wordprocessingInk" xmlns:wne="http://schemas.microsoft.com/office/word/2006/wordml" xmlns:wps="http://schemas.microsoft.com/office/word/2010/wordprocessingShape" mc:Ignorable="w14 w15 w16se w16cid w16 w16cex w16sdtdh w16sdtfl w16du wp14">
+<w:document xmlns:wpc="http://schemas.microsoft.com/office/word/2010/wordprocessingCanvas" xmlns:cx="http://schemas.microsoft.com/office/drawing/2014/chartex" xmlns:cx1="http://schemas.microsoft.com/office/drawing/2015/9/8/chartex" xmlns:cx2="http://schemas.microsoft.com/office/drawing/2015/10/21/chartex" xmlns:cx3="http://schemas.microsoft.com/office/drawing/2016/5/9/chartex" xmlns:cx4="http://schemas.microsoft.com/office/drawing/2016/5/10/chartex" xmlns:cx5="http://schemas.microsoft.com/office/drawing/2016/5/11/chartex" xmlns:cx6="http://schemas.microsoft.com/office/drawing/2016/5/12/chartex" xmlns:cx7="http://schemas.microsoft.com/office/drawing/2016/5/13/chartex" xmlns:cx8="http://schemas.microsoft.com/office/drawing/2016/5/14/chartex" xmlns:mc="http://schemas.openxmlformats.org/markup-compatibility/2006" xmlns:aink="http://schemas.microsoft.com/office/drawing/2016/ink" xmlns:am3d="http://schemas.microsoft.com/office/drawing/2017/model3d" xmlns:o="urn:schemas-microsoft-com:office:office" xmlns:r="http://schemas.openxmlformats.org/officeDocument/2006/relationships" xmlns:m="http://schemas.openxmlformats.org/officeDocument/2006/math" xmlns:v="urn:schemas-microsoft-com:vml" xmlns:wp14="http://schemas.microsoft.com/office/word/2010/wordprocessingDrawing" xmlns:wp="http://schemas.openxmlformats.org/drawingml/2006/wordprocessingDrawing" xmlns:w10="urn:schemas-microsoft-com:office:word" xmlns:w="http://schemas.openxmlformats.org/wordprocessingml/2006/main" xmlns:w14="http://schemas.microsoft.com/office/word/2010/wordml" xmlns:w15="http://schemas.microsoft.com/office/word/2012/wordml" xmlns:w16cex="http://schemas.microsoft.com/office/word/2018/wordml/cex" xmlns:w16cid="http://schemas.microsoft.com/office/word/2016/wordml/cid" xmlns:w16="http://schemas.microsoft.com/office/word/2018/wordml" xmlns:w16se="http://schemas.microsoft.com/office/word/2015/wordml/symex" xmlns:wpg="http://schemas.microsoft.com/office/word/2010/wordprocessingGroup" xmlns:wpi="http://schemas.microsoft.com/office/word/2010/wordprocessingInk" xmlns:wne="http://schemas.microsoft.com/office/word/2006/wordml" xmlns:wps="http://schemas.microsoft.com/office/word/2010/wordprocessingShape" mc:Ignorable="w14 w15 w16se w16cid w16 w16cex wp14">
   <w:body>
     <w:p>
       <w:pPr>
@@ -2383,7 +2383,23 @@
           <w:sz w:val="24"/>
           <w:szCs w:val="24"/>
         </w:rPr>
-        <w:t xml:space="preserve">Sarapan pagi dan makan malam; </w:t>
+        <w:t>Sarapan pagi</w:t>
+      </w:r>
+      <w:r>
+        <w:rPr>
+          <w:rFonts w:ascii="Cambria" w:hAnsi="Cambria"/>
+          <w:sz w:val="24"/>
+          <w:szCs w:val="24"/>
+        </w:rPr>
+        <w:t>, makan siang,</w:t>
+      </w:r>
+      <w:r>
+        <w:rPr>
+          <w:rFonts w:ascii="Cambria" w:hAnsi="Cambria"/>
+          <w:sz w:val="24"/>
+          <w:szCs w:val="24"/>
+        </w:rPr>
+        <w:t xml:space="preserve"> dan makan malam; </w:t>
       </w:r>
     </w:p>
     <w:p>
@@ -3541,13 +3557,23 @@
           <w:szCs w:val="24"/>
         </w:rPr>
       </w:pPr>
-      <w:r>
-        <w:rPr>
-          <w:rFonts w:ascii="Cambria" w:hAnsi="Cambria"/>
-          <w:sz w:val="24"/>
-          <w:szCs w:val="24"/>
-        </w:rPr>
-        <w:t>Mengontrol  piket asrama;</w:t>
+      <w:proofErr w:type="gramStart"/>
+      <w:r>
+        <w:rPr>
+          <w:rFonts w:ascii="Cambria" w:hAnsi="Cambria"/>
+          <w:sz w:val="24"/>
+          <w:szCs w:val="24"/>
+        </w:rPr>
+        <w:t>Mengontrol  piket</w:t>
+      </w:r>
+      <w:proofErr w:type="gramEnd"/>
+      <w:r>
+        <w:rPr>
+          <w:rFonts w:ascii="Cambria" w:hAnsi="Cambria"/>
+          <w:sz w:val="24"/>
+          <w:szCs w:val="24"/>
+        </w:rPr>
+        <w:t xml:space="preserve"> asrama;</w:t>
       </w:r>
     </w:p>
     <w:p>
@@ -3756,7 +3782,25 @@
           <w:sz w:val="24"/>
           <w:szCs w:val="24"/>
         </w:rPr>
-        <w:t>Mengarahkan santri untuk persiapan sholat  mahgrib;</w:t>
+        <w:t xml:space="preserve">Mengarahkan santri untuk persiapan </w:t>
+      </w:r>
+      <w:proofErr w:type="gramStart"/>
+      <w:r>
+        <w:rPr>
+          <w:rFonts w:ascii="Cambria" w:hAnsi="Cambria"/>
+          <w:sz w:val="24"/>
+          <w:szCs w:val="24"/>
+        </w:rPr>
+        <w:t>sholat  mahgrib</w:t>
+      </w:r>
+      <w:proofErr w:type="gramEnd"/>
+      <w:r>
+        <w:rPr>
+          <w:rFonts w:ascii="Cambria" w:hAnsi="Cambria"/>
+          <w:sz w:val="24"/>
+          <w:szCs w:val="24"/>
+        </w:rPr>
+        <w:t>;</w:t>
       </w:r>
     </w:p>
     <w:p>
@@ -3961,7 +4005,24 @@
           <w:sz w:val="24"/>
           <w:szCs w:val="24"/>
         </w:rPr>
-        <w:t>Mengarahkan santri untuk gosok gigi dan berwudhu;</w:t>
+        <w:t xml:space="preserve">Mengarahkan santri untuk </w:t>
+      </w:r>
+      <w:r>
+        <w:rPr>
+          <w:rFonts w:ascii="Cambria" w:hAnsi="Cambria"/>
+          <w:color w:val="FF0000"/>
+          <w:sz w:val="24"/>
+          <w:szCs w:val="24"/>
+        </w:rPr>
+        <w:t xml:space="preserve">gosok gigi </w:t>
+      </w:r>
+      <w:r>
+        <w:rPr>
+          <w:rFonts w:ascii="Cambria" w:hAnsi="Cambria"/>
+          <w:sz w:val="24"/>
+          <w:szCs w:val="24"/>
+        </w:rPr>
+        <w:t>dan berwudhu;</w:t>
       </w:r>
     </w:p>
     <w:p>
@@ -4128,7 +4189,25 @@
           <w:sz w:val="24"/>
           <w:szCs w:val="24"/>
         </w:rPr>
-        <w:t xml:space="preserve">Mengisi informasi  perkembangan melalui </w:t>
+        <w:t xml:space="preserve">Mengisi </w:t>
+      </w:r>
+      <w:proofErr w:type="gramStart"/>
+      <w:r>
+        <w:rPr>
+          <w:rFonts w:ascii="Cambria" w:hAnsi="Cambria"/>
+          <w:sz w:val="24"/>
+          <w:szCs w:val="24"/>
+        </w:rPr>
+        <w:t>informasi  perkembangan</w:t>
+      </w:r>
+      <w:proofErr w:type="gramEnd"/>
+      <w:r>
+        <w:rPr>
+          <w:rFonts w:ascii="Cambria" w:hAnsi="Cambria"/>
+          <w:sz w:val="24"/>
+          <w:szCs w:val="24"/>
+        </w:rPr>
+        <w:t xml:space="preserve"> melalui </w:t>
       </w:r>
       <w:r>
         <w:rPr>
@@ -4166,7 +4245,25 @@
           <w:sz w:val="24"/>
           <w:szCs w:val="24"/>
         </w:rPr>
-        <w:t>Melaporkan perkembangan  akhlak kepada semua guru dalam rapat kenaikan kelas tentang santri yang dianggap bermasalah dan santri yang berprestasi;</w:t>
+        <w:t xml:space="preserve">Melaporkan </w:t>
+      </w:r>
+      <w:proofErr w:type="gramStart"/>
+      <w:r>
+        <w:rPr>
+          <w:rFonts w:ascii="Cambria" w:hAnsi="Cambria"/>
+          <w:sz w:val="24"/>
+          <w:szCs w:val="24"/>
+        </w:rPr>
+        <w:t>perkembangan  akhlak</w:t>
+      </w:r>
+      <w:proofErr w:type="gramEnd"/>
+      <w:r>
+        <w:rPr>
+          <w:rFonts w:ascii="Cambria" w:hAnsi="Cambria"/>
+          <w:sz w:val="24"/>
+          <w:szCs w:val="24"/>
+        </w:rPr>
+        <w:t xml:space="preserve"> kepada semua guru dalam rapat kenaikan kelas tentang santri yang dianggap bermasalah dan santri yang berprestasi;</w:t>
       </w:r>
     </w:p>
     <w:p>
@@ -4445,7 +4542,25 @@
           <w:sz w:val="24"/>
           <w:szCs w:val="24"/>
         </w:rPr>
-        <w:t>Menginformasikan kepada orang tua atau wali  tentang kondisi anak yang sakit</w:t>
+        <w:t xml:space="preserve">Menginformasikan kepada orang tua atau </w:t>
+      </w:r>
+      <w:proofErr w:type="gramStart"/>
+      <w:r>
+        <w:rPr>
+          <w:rFonts w:ascii="Cambria" w:hAnsi="Cambria"/>
+          <w:sz w:val="24"/>
+          <w:szCs w:val="24"/>
+        </w:rPr>
+        <w:t>wali  tentang</w:t>
+      </w:r>
+      <w:proofErr w:type="gramEnd"/>
+      <w:r>
+        <w:rPr>
+          <w:rFonts w:ascii="Cambria" w:hAnsi="Cambria"/>
+          <w:sz w:val="24"/>
+          <w:szCs w:val="24"/>
+        </w:rPr>
+        <w:t xml:space="preserve"> kondisi anak yang sakit</w:t>
       </w:r>
       <w:r>
         <w:rPr>
@@ -4523,7 +4638,33 @@
           <w:sz w:val="24"/>
           <w:szCs w:val="24"/>
         </w:rPr>
-        <w:t>Menghubungi pihak orang tua/wali untuk menjemput jika masa sakitnya telah tiga hari atau jika kondisi darurat</w:t>
+        <w:t xml:space="preserve">Menghubungi pihak orang tua/wali untuk menjemput jika masa sakitnya telah </w:t>
+      </w:r>
+      <w:r>
+        <w:rPr>
+          <w:rFonts w:ascii="Cambria" w:hAnsi="Cambria"/>
+          <w:color w:val="FF0000"/>
+          <w:sz w:val="24"/>
+          <w:szCs w:val="24"/>
+        </w:rPr>
+        <w:t xml:space="preserve">tiga hari </w:t>
+      </w:r>
+      <w:r>
+        <w:rPr>
+          <w:rFonts w:ascii="Cambria" w:hAnsi="Cambria"/>
+          <w:sz w:val="24"/>
+          <w:szCs w:val="24"/>
+        </w:rPr>
+        <w:t xml:space="preserve">atau jika kondisi </w:t>
+      </w:r>
+      <w:r>
+        <w:rPr>
+          <w:rFonts w:ascii="Cambria" w:hAnsi="Cambria"/>
+          <w:color w:val="FF0000"/>
+          <w:sz w:val="24"/>
+          <w:szCs w:val="24"/>
+        </w:rPr>
+        <w:t>darurat</w:t>
       </w:r>
       <w:r>
         <w:rPr>
@@ -4535,6 +4676,7 @@
         </w:rPr>
         <w:t xml:space="preserve">, </w:t>
       </w:r>
+      <w:proofErr w:type="gramStart"/>
       <w:r>
         <w:rPr>
           <w:rFonts w:ascii="Cambria" w:hAnsi="Cambria"/>
@@ -4542,7 +4684,17 @@
           <w:sz w:val="24"/>
           <w:szCs w:val="24"/>
         </w:rPr>
-        <w:t xml:space="preserve">atas  persetujuan </w:t>
+        <w:t>atas  persetujuan</w:t>
+      </w:r>
+      <w:proofErr w:type="gramEnd"/>
+      <w:r>
+        <w:rPr>
+          <w:rFonts w:ascii="Cambria" w:hAnsi="Cambria"/>
+          <w:iCs/>
+          <w:sz w:val="24"/>
+          <w:szCs w:val="24"/>
+        </w:rPr>
+        <w:t xml:space="preserve"> </w:t>
       </w:r>
       <w:r>
         <w:rPr>
@@ -4770,6 +4922,16 @@
         </w:rPr>
         <w:t>Musyrif/ah</w:t>
       </w:r>
+      <w:r>
+        <w:rPr>
+          <w:rFonts w:ascii="Cambria" w:hAnsi="Cambria"/>
+          <w:b/>
+          <w:iCs/>
+          <w:sz w:val="26"/>
+          <w:szCs w:val="26"/>
+        </w:rPr>
+        <w:t xml:space="preserve"> (Teguran kepada Musyrif/ah)</w:t>
+      </w:r>
     </w:p>
     <w:p>
       <w:pPr>
@@ -5684,19 +5846,34 @@
         <w:rPr>
           <w:rFonts w:ascii="Verdana" w:eastAsia="Times New Roman" w:hAnsi="Verdana"/>
         </w:rPr>
-        <w:t xml:space="preserve">Memastikan seluruh santri berhenti beraktifitas </w:t>
+        <w:t xml:space="preserve">Memastikan seluruh santri </w:t>
       </w:r>
       <w:r>
         <w:rPr>
           <w:rFonts w:ascii="Verdana" w:eastAsia="Times New Roman" w:hAnsi="Verdana"/>
-        </w:rPr>
-        <w:t>45 menit</w:t>
+          <w:color w:val="FF0000"/>
+        </w:rPr>
+        <w:t>berhenti berakti</w:t>
       </w:r>
       <w:r>
         <w:rPr>
           <w:rFonts w:ascii="Verdana" w:eastAsia="Times New Roman" w:hAnsi="Verdana"/>
-        </w:rPr>
-        <w:t xml:space="preserve"> sebelum adzan berkumandang.</w:t>
+          <w:color w:val="FF0000"/>
+        </w:rPr>
+        <w:t>v</w:t>
+      </w:r>
+      <w:r>
+        <w:rPr>
+          <w:rFonts w:ascii="Verdana" w:eastAsia="Times New Roman" w:hAnsi="Verdana"/>
+          <w:color w:val="FF0000"/>
+        </w:rPr>
+        <w:t xml:space="preserve">itas 45 menit sebelum adzan </w:t>
+      </w:r>
+      <w:r>
+        <w:rPr>
+          <w:rFonts w:ascii="Verdana" w:eastAsia="Times New Roman" w:hAnsi="Verdana"/>
+        </w:rPr>
+        <w:t>berkumandang.</w:t>
       </w:r>
     </w:p>
     <w:p>
@@ -5716,7 +5893,21 @@
         <w:rPr>
           <w:rFonts w:ascii="Verdana" w:eastAsia="Times New Roman" w:hAnsi="Verdana"/>
         </w:rPr>
-        <w:t>Memastikan santri membaca al-Qur’an  ketika menunggu waktu shalat.</w:t>
+        <w:t>Memastikan santri membaca al-</w:t>
+      </w:r>
+      <w:proofErr w:type="gramStart"/>
+      <w:r>
+        <w:rPr>
+          <w:rFonts w:ascii="Verdana" w:eastAsia="Times New Roman" w:hAnsi="Verdana"/>
+        </w:rPr>
+        <w:t>Qur’an  ketika</w:t>
+      </w:r>
+      <w:proofErr w:type="gramEnd"/>
+      <w:r>
+        <w:rPr>
+          <w:rFonts w:ascii="Verdana" w:eastAsia="Times New Roman" w:hAnsi="Verdana"/>
+        </w:rPr>
+        <w:t xml:space="preserve"> menunggu waktu shalat.</w:t>
       </w:r>
     </w:p>
     <w:p>
@@ -6372,11 +6563,13 @@
         <w:spacing w:after="0" w:line="240" w:lineRule="auto"/>
         <w:rPr>
           <w:rFonts w:ascii="Verdana" w:eastAsia="Times New Roman" w:hAnsi="Verdana" w:cs="Arial"/>
+          <w:color w:val="FF0000"/>
         </w:rPr>
       </w:pPr>
       <w:r>
         <w:rPr>
           <w:rFonts w:ascii="Verdana" w:eastAsia="Times New Roman" w:hAnsi="Verdana" w:cs="Arial"/>
+          <w:color w:val="FF0000"/>
         </w:rPr>
         <w:t>Mengawasi ubudiyah selama santri yang bersangkutan sakit.</w:t>
       </w:r>
@@ -6398,7 +6591,13 @@
         <w:rPr>
           <w:rFonts w:ascii="Verdana" w:eastAsia="Times New Roman" w:hAnsi="Verdana" w:cs="Arial"/>
         </w:rPr>
-        <w:t>Mendata kesedian obat di ruang UKM</w:t>
+        <w:t>Mendata kesedian obat di ruang UK</w:t>
+      </w:r>
+      <w:r>
+        <w:rPr>
+          <w:rFonts w:ascii="Verdana" w:eastAsia="Times New Roman" w:hAnsi="Verdana" w:cs="Arial"/>
+        </w:rPr>
+        <w:t>P</w:t>
       </w:r>
     </w:p>
     <w:p>
@@ -6629,7 +6828,20 @@
         <w:rPr>
           <w:rFonts w:ascii="Verdana" w:eastAsia="Times New Roman" w:hAnsi="Verdana"/>
         </w:rPr>
-        <w:t>Memastikan bahwa santri pulang atau ijin apabila dijemput, dan hanya dibenarkan dijemput oleh orang tua/wali santri yang tercantum dalam biodata pendaftaran, apabila dijemput oleh orang lain maka harus memperlihatkan tanda pengantar dari orang tua.</w:t>
+        <w:t xml:space="preserve">Memastikan bahwa santri pulang atau ijin apabila dijemput, dan hanya dibenarkan </w:t>
+      </w:r>
+      <w:r>
+        <w:rPr>
+          <w:rFonts w:ascii="Verdana" w:eastAsia="Times New Roman" w:hAnsi="Verdana"/>
+          <w:color w:val="FF0000"/>
+        </w:rPr>
+        <w:t xml:space="preserve">dijemput oleh orang tua/wali santri </w:t>
+      </w:r>
+      <w:r>
+        <w:rPr>
+          <w:rFonts w:ascii="Verdana" w:eastAsia="Times New Roman" w:hAnsi="Verdana"/>
+        </w:rPr>
+        <w:t>yang tercantum dalam biodata pendaftaran, apabila dijemput oleh orang lain maka harus memperlihatkan tanda pengantar dari orang tua.</w:t>
       </w:r>
     </w:p>
     <w:p>
@@ -6693,7 +6905,19 @@
         <w:rPr>
           <w:rFonts w:ascii="Verdana" w:eastAsia="Times New Roman" w:hAnsi="Verdana"/>
         </w:rPr>
-        <w:t>Menkondisikan tempat ketika ada kujungan santri di pekan pertama.</w:t>
+        <w:t>Menkondisikan tempat ketika ada ku</w:t>
+      </w:r>
+      <w:r>
+        <w:rPr>
+          <w:rFonts w:ascii="Verdana" w:eastAsia="Times New Roman" w:hAnsi="Verdana"/>
+        </w:rPr>
+        <w:t>n</w:t>
+      </w:r>
+      <w:r>
+        <w:rPr>
+          <w:rFonts w:ascii="Verdana" w:eastAsia="Times New Roman" w:hAnsi="Verdana"/>
+        </w:rPr>
+        <w:t>jungan santri di pekan pertama.</w:t>
       </w:r>
     </w:p>
     <w:p>
@@ -6754,15 +6978,27 @@
       <w:r>
         <w:rPr>
           <w:rFonts w:ascii="Verdana" w:eastAsia="Times New Roman" w:hAnsi="Verdana" w:cs="Arial"/>
-        </w:rPr>
-        <w:t>Mengatur rotasi kamar santri</w:t>
-      </w:r>
-      <w:r>
+          <w:color w:val="FF0000"/>
+        </w:rPr>
+        <w:t xml:space="preserve">Mengatur rotasi kamar santri </w:t>
+      </w:r>
+    </w:p>
+    <w:p>
+      <w:pPr>
+        <w:pStyle w:val="ListParagraph"/>
+        <w:numPr>
+          <w:ilvl w:val="0"/>
+          <w:numId w:val="45"/>
+        </w:numPr>
+        <w:shd w:val="clear" w:color="auto" w:fill="FFFFFF"/>
+        <w:spacing w:after="0" w:line="240" w:lineRule="auto"/>
+        <w:ind w:left="709"/>
         <w:rPr>
           <w:rFonts w:ascii="Verdana" w:eastAsia="Times New Roman" w:hAnsi="Verdana" w:cs="Arial"/>
         </w:rPr>
-        <w:t xml:space="preserve"> </w:t>
-      </w:r>
+      </w:pPr>
+      <w:bookmarkStart w:id="0" w:name="_GoBack"/>
+      <w:bookmarkEnd w:id="0"/>
       <w:r>
         <w:rPr>
           <w:rFonts w:ascii="Verdana" w:eastAsia="Times New Roman" w:hAnsi="Verdana" w:cs="Arial"/>
@@ -6846,7 +7082,7 @@
 </file>
 
 <file path=word/numbering.xml><?xml version="1.0" encoding="utf-8"?>
-<w:numbering xmlns:wpc="http://schemas.microsoft.com/office/word/2010/wordprocessingCanvas" xmlns:cx="http://schemas.microsoft.com/office/drawing/2014/chartex" xmlns:cx1="http://schemas.microsoft.com/office/drawing/2015/9/8/chartex" xmlns:cx2="http://schemas.microsoft.com/office/drawing/2015/10/21/chartex" xmlns:cx3="http://schemas.microsoft.com/office/drawing/2016/5/9/chartex" xmlns:cx4="http://schemas.microsoft.com/office/drawing/2016/5/10/chartex" xmlns:cx5="http://schemas.microsoft.com/office/drawing/2016/5/11/chartex" xmlns:cx6="http://schemas.microsoft.com/office/drawing/2016/5/12/chartex" xmlns:cx7="http://schemas.microsoft.com/office/drawing/2016/5/13/chartex" xmlns:cx8="http://schemas.microsoft.com/office/drawing/2016/5/14/chartex" xmlns:mc="http://schemas.openxmlformats.org/markup-compatibility/2006" xmlns:aink="http://schemas.microsoft.com/office/drawing/2016/ink" xmlns:am3d="http://schemas.microsoft.com/office/drawing/2017/model3d" xmlns:o="urn:schemas-microsoft-com:office:office" xmlns:oel="http://schemas.microsoft.com/office/2019/extlst" xmlns:r="http://schemas.openxmlformats.org/officeDocument/2006/relationships" xmlns:m="http://schemas.openxmlformats.org/officeDocument/2006/math" xmlns:v="urn:schemas-microsoft-com:vml" xmlns:wp14="http://schemas.microsoft.com/office/word/2010/wordprocessingDrawing" xmlns:wp="http://schemas.openxmlformats.org/drawingml/2006/wordprocessingDrawing" xmlns:w10="urn:schemas-microsoft-com:office:word" xmlns:w="http://schemas.openxmlformats.org/wordprocessingml/2006/main" xmlns:w14="http://schemas.microsoft.com/office/word/2010/wordml" xmlns:w15="http://schemas.microsoft.com/office/word/2012/wordml" xmlns:w16cex="http://schemas.microsoft.com/office/word/2018/wordml/cex" xmlns:w16cid="http://schemas.microsoft.com/office/word/2016/wordml/cid" xmlns:w16="http://schemas.microsoft.com/office/word/2018/wordml" xmlns:w16du="http://schemas.microsoft.com/office/word/2023/wordml/word16du" xmlns:w16sdtdh="http://schemas.microsoft.com/office/word/2020/wordml/sdtdatahash" xmlns:w16sdtfl="http://schemas.microsoft.com/office/word/2024/wordml/sdtformatlock" xmlns:w16se="http://schemas.microsoft.com/office/word/2015/wordml/symex" xmlns:wpg="http://schemas.microsoft.com/office/word/2010/wordprocessingGroup" xmlns:wpi="http://schemas.microsoft.com/office/word/2010/wordprocessingInk" xmlns:wne="http://schemas.microsoft.com/office/word/2006/wordml" xmlns:wps="http://schemas.microsoft.com/office/word/2010/wordprocessingShape" mc:Ignorable="w14 w15 w16se w16cid w16 w16cex w16sdtdh w16sdtfl w16du wp14">
+<w:numbering xmlns:wpc="http://schemas.microsoft.com/office/word/2010/wordprocessingCanvas" xmlns:cx="http://schemas.microsoft.com/office/drawing/2014/chartex" xmlns:cx1="http://schemas.microsoft.com/office/drawing/2015/9/8/chartex" xmlns:cx2="http://schemas.microsoft.com/office/drawing/2015/10/21/chartex" xmlns:cx3="http://schemas.microsoft.com/office/drawing/2016/5/9/chartex" xmlns:cx4="http://schemas.microsoft.com/office/drawing/2016/5/10/chartex" xmlns:cx5="http://schemas.microsoft.com/office/drawing/2016/5/11/chartex" xmlns:cx6="http://schemas.microsoft.com/office/drawing/2016/5/12/chartex" xmlns:cx7="http://schemas.microsoft.com/office/drawing/2016/5/13/chartex" xmlns:cx8="http://schemas.microsoft.com/office/drawing/2016/5/14/chartex" xmlns:mc="http://schemas.openxmlformats.org/markup-compatibility/2006" xmlns:aink="http://schemas.microsoft.com/office/drawing/2016/ink" xmlns:am3d="http://schemas.microsoft.com/office/drawing/2017/model3d" xmlns:o="urn:schemas-microsoft-com:office:office" xmlns:r="http://schemas.openxmlformats.org/officeDocument/2006/relationships" xmlns:m="http://schemas.openxmlformats.org/officeDocument/2006/math" xmlns:v="urn:schemas-microsoft-com:vml" xmlns:wp14="http://schemas.microsoft.com/office/word/2010/wordprocessingDrawing" xmlns:wp="http://schemas.openxmlformats.org/drawingml/2006/wordprocessingDrawing" xmlns:w10="urn:schemas-microsoft-com:office:word" xmlns:w="http://schemas.openxmlformats.org/wordprocessingml/2006/main" xmlns:w14="http://schemas.microsoft.com/office/word/2010/wordml" xmlns:w15="http://schemas.microsoft.com/office/word/2012/wordml" xmlns:w16cex="http://schemas.microsoft.com/office/word/2018/wordml/cex" xmlns:w16cid="http://schemas.microsoft.com/office/word/2016/wordml/cid" xmlns:w16="http://schemas.microsoft.com/office/word/2018/wordml" xmlns:w16se="http://schemas.microsoft.com/office/word/2015/wordml/symex" xmlns:wpg="http://schemas.microsoft.com/office/word/2010/wordprocessingGroup" xmlns:wpi="http://schemas.microsoft.com/office/word/2010/wordprocessingInk" xmlns:wne="http://schemas.microsoft.com/office/word/2006/wordml" xmlns:wps="http://schemas.microsoft.com/office/word/2010/wordprocessingShape" mc:Ignorable="w14 w15 w16se w16cid w16 w16cex wp14">
   <w:abstractNum w:abstractNumId="0" w15:restartNumberingAfterBreak="0">
     <w:nsid w:val="00F85B17"/>
     <w:multiLevelType w:val="multilevel"/>
@@ -12507,152 +12743,152 @@
       </w:rPr>
     </w:lvl>
   </w:abstractNum>
-  <w:num w:numId="1" w16cid:durableId="608318103">
+  <w:num w:numId="1">
     <w:abstractNumId w:val="35"/>
   </w:num>
-  <w:num w:numId="2" w16cid:durableId="1780906993">
+  <w:num w:numId="2">
     <w:abstractNumId w:val="8"/>
   </w:num>
-  <w:num w:numId="3" w16cid:durableId="420613697">
+  <w:num w:numId="3">
     <w:abstractNumId w:val="16"/>
   </w:num>
-  <w:num w:numId="4" w16cid:durableId="1041829986">
+  <w:num w:numId="4">
     <w:abstractNumId w:val="44"/>
   </w:num>
-  <w:num w:numId="5" w16cid:durableId="2073306925">
+  <w:num w:numId="5">
     <w:abstractNumId w:val="20"/>
   </w:num>
-  <w:num w:numId="6" w16cid:durableId="409082651">
+  <w:num w:numId="6">
     <w:abstractNumId w:val="15"/>
   </w:num>
-  <w:num w:numId="7" w16cid:durableId="281696411">
+  <w:num w:numId="7">
     <w:abstractNumId w:val="10"/>
   </w:num>
-  <w:num w:numId="8" w16cid:durableId="751008753">
+  <w:num w:numId="8">
     <w:abstractNumId w:val="39"/>
   </w:num>
-  <w:num w:numId="9" w16cid:durableId="1376005721">
+  <w:num w:numId="9">
     <w:abstractNumId w:val="13"/>
   </w:num>
-  <w:num w:numId="10" w16cid:durableId="1287392482">
+  <w:num w:numId="10">
     <w:abstractNumId w:val="23"/>
   </w:num>
-  <w:num w:numId="11" w16cid:durableId="1048529817">
+  <w:num w:numId="11">
     <w:abstractNumId w:val="46"/>
   </w:num>
-  <w:num w:numId="12" w16cid:durableId="1410693925">
+  <w:num w:numId="12">
     <w:abstractNumId w:val="31"/>
   </w:num>
-  <w:num w:numId="13" w16cid:durableId="129859555">
+  <w:num w:numId="13">
     <w:abstractNumId w:val="7"/>
   </w:num>
-  <w:num w:numId="14" w16cid:durableId="845707765">
+  <w:num w:numId="14">
     <w:abstractNumId w:val="36"/>
   </w:num>
-  <w:num w:numId="15" w16cid:durableId="1242061439">
+  <w:num w:numId="15">
     <w:abstractNumId w:val="40"/>
   </w:num>
-  <w:num w:numId="16" w16cid:durableId="1852256229">
+  <w:num w:numId="16">
     <w:abstractNumId w:val="9"/>
   </w:num>
-  <w:num w:numId="17" w16cid:durableId="702247733">
+  <w:num w:numId="17">
     <w:abstractNumId w:val="5"/>
   </w:num>
-  <w:num w:numId="18" w16cid:durableId="1480196115">
+  <w:num w:numId="18">
     <w:abstractNumId w:val="11"/>
   </w:num>
-  <w:num w:numId="19" w16cid:durableId="1827479896">
+  <w:num w:numId="19">
     <w:abstractNumId w:val="42"/>
   </w:num>
-  <w:num w:numId="20" w16cid:durableId="814032648">
+  <w:num w:numId="20">
     <w:abstractNumId w:val="33"/>
   </w:num>
-  <w:num w:numId="21" w16cid:durableId="1586375090">
+  <w:num w:numId="21">
     <w:abstractNumId w:val="6"/>
   </w:num>
-  <w:num w:numId="22" w16cid:durableId="1681662541">
+  <w:num w:numId="22">
     <w:abstractNumId w:val="29"/>
   </w:num>
-  <w:num w:numId="23" w16cid:durableId="64302358">
+  <w:num w:numId="23">
     <w:abstractNumId w:val="12"/>
   </w:num>
-  <w:num w:numId="24" w16cid:durableId="1416052459">
+  <w:num w:numId="24">
     <w:abstractNumId w:val="3"/>
   </w:num>
-  <w:num w:numId="25" w16cid:durableId="150098403">
+  <w:num w:numId="25">
     <w:abstractNumId w:val="0"/>
   </w:num>
-  <w:num w:numId="26" w16cid:durableId="1051491964">
+  <w:num w:numId="26">
     <w:abstractNumId w:val="27"/>
   </w:num>
-  <w:num w:numId="27" w16cid:durableId="509873853">
+  <w:num w:numId="27">
     <w:abstractNumId w:val="28"/>
   </w:num>
-  <w:num w:numId="28" w16cid:durableId="184829231">
+  <w:num w:numId="28">
     <w:abstractNumId w:val="18"/>
   </w:num>
-  <w:num w:numId="29" w16cid:durableId="1781416804">
+  <w:num w:numId="29">
     <w:abstractNumId w:val="21"/>
   </w:num>
-  <w:num w:numId="30" w16cid:durableId="203953474">
+  <w:num w:numId="30">
     <w:abstractNumId w:val="4"/>
   </w:num>
-  <w:num w:numId="31" w16cid:durableId="891505992">
+  <w:num w:numId="31">
     <w:abstractNumId w:val="37"/>
   </w:num>
-  <w:num w:numId="32" w16cid:durableId="357396168">
+  <w:num w:numId="32">
     <w:abstractNumId w:val="14"/>
   </w:num>
-  <w:num w:numId="33" w16cid:durableId="1106315104">
+  <w:num w:numId="33">
     <w:abstractNumId w:val="41"/>
   </w:num>
-  <w:num w:numId="34" w16cid:durableId="677387167">
+  <w:num w:numId="34">
     <w:abstractNumId w:val="19"/>
   </w:num>
-  <w:num w:numId="35" w16cid:durableId="1213032542">
+  <w:num w:numId="35">
     <w:abstractNumId w:val="32"/>
   </w:num>
-  <w:num w:numId="36" w16cid:durableId="825585998">
+  <w:num w:numId="36">
     <w:abstractNumId w:val="38"/>
   </w:num>
-  <w:num w:numId="37" w16cid:durableId="195899083">
+  <w:num w:numId="37">
     <w:abstractNumId w:val="43"/>
   </w:num>
-  <w:num w:numId="38" w16cid:durableId="1260916066">
+  <w:num w:numId="38">
     <w:abstractNumId w:val="45"/>
   </w:num>
-  <w:num w:numId="39" w16cid:durableId="771364897">
+  <w:num w:numId="39">
     <w:abstractNumId w:val="2"/>
   </w:num>
-  <w:num w:numId="40" w16cid:durableId="1668170322">
+  <w:num w:numId="40">
     <w:abstractNumId w:val="34"/>
   </w:num>
-  <w:num w:numId="41" w16cid:durableId="2140371706">
+  <w:num w:numId="41">
     <w:abstractNumId w:val="30"/>
   </w:num>
-  <w:num w:numId="42" w16cid:durableId="1403333706">
+  <w:num w:numId="42">
     <w:abstractNumId w:val="24"/>
   </w:num>
-  <w:num w:numId="43" w16cid:durableId="1893543921">
+  <w:num w:numId="43">
     <w:abstractNumId w:val="25"/>
   </w:num>
-  <w:num w:numId="44" w16cid:durableId="268900019">
+  <w:num w:numId="44">
     <w:abstractNumId w:val="17"/>
   </w:num>
-  <w:num w:numId="45" w16cid:durableId="1466049565">
+  <w:num w:numId="45">
     <w:abstractNumId w:val="1"/>
   </w:num>
-  <w:num w:numId="46" w16cid:durableId="875048680">
+  <w:num w:numId="46">
     <w:abstractNumId w:val="26"/>
   </w:num>
-  <w:num w:numId="47" w16cid:durableId="992023025">
+  <w:num w:numId="47">
     <w:abstractNumId w:val="22"/>
   </w:num>
 </w:numbering>
 </file>
 
 <file path=word/styles.xml><?xml version="1.0" encoding="utf-8"?>
-<w:styles xmlns:mc="http://schemas.openxmlformats.org/markup-compatibility/2006" xmlns:r="http://schemas.openxmlformats.org/officeDocument/2006/relationships" xmlns:w="http://schemas.openxmlformats.org/wordprocessingml/2006/main" xmlns:w14="http://schemas.microsoft.com/office/word/2010/wordml" xmlns:w15="http://schemas.microsoft.com/office/word/2012/wordml" xmlns:w16cex="http://schemas.microsoft.com/office/word/2018/wordml/cex" xmlns:w16cid="http://schemas.microsoft.com/office/word/2016/wordml/cid" xmlns:w16="http://schemas.microsoft.com/office/word/2018/wordml" xmlns:w16du="http://schemas.microsoft.com/office/word/2023/wordml/word16du" xmlns:w16sdtdh="http://schemas.microsoft.com/office/word/2020/wordml/sdtdatahash" xmlns:w16sdtfl="http://schemas.microsoft.com/office/word/2024/wordml/sdtformatlock" xmlns:w16se="http://schemas.microsoft.com/office/word/2015/wordml/symex" mc:Ignorable="w14 w15 w16se w16cid w16 w16cex w16sdtdh w16sdtfl w16du">
+<w:styles xmlns:mc="http://schemas.openxmlformats.org/markup-compatibility/2006" xmlns:r="http://schemas.openxmlformats.org/officeDocument/2006/relationships" xmlns:w="http://schemas.openxmlformats.org/wordprocessingml/2006/main" xmlns:w14="http://schemas.microsoft.com/office/word/2010/wordml" xmlns:w15="http://schemas.microsoft.com/office/word/2012/wordml" xmlns:w16cex="http://schemas.microsoft.com/office/word/2018/wordml/cex" xmlns:w16cid="http://schemas.microsoft.com/office/word/2016/wordml/cid" xmlns:w16="http://schemas.microsoft.com/office/word/2018/wordml" xmlns:w16se="http://schemas.microsoft.com/office/word/2015/wordml/symex" mc:Ignorable="w14 w15 w16se w16cid w16 w16cex">
   <w:docDefaults>
     <w:rPrDefault>
       <w:rPr>
